--- a/docs/audits/VANTORA-Governance-Architecture-Handbook.docx
+++ b/docs/audits/VANTORA-Governance-Architecture-Handbook.docx
@@ -15591,6 +15591,1069 @@
     </w:p>
     <w:p>
       <w:r>
+        <w:br w:type="page"/>
+      </w:r>
+    </w:p>
+    <w:p>
+      <w:pPr>
+        <w:pStyle w:val="Title"/>
+      </w:pPr>
+      <w:r>
+        <w:rPr>
+          <w:b/>
+          <w:color w:val="1F2A44"/>
+          <w:sz w:val="38"/>
+        </w:rPr>
+        <w:t>Appendix A — Phase A Governance Hygiene (Ratified)</w:t>
+      </w:r>
+    </w:p>
+    <w:p>
+      <w:r>
+        <w:rPr>
+          <w:b/>
+          <w:i w:val="0"/>
+          <w:color w:val="1A1A1A"/>
+          <w:sz w:val="20"/>
+        </w:rPr>
+        <w:t>Phase A of the Implementation Roadmap is the zero-impact 'governance hygiene' batch. After a per-item business-impact review, four items were executed (A1, A3, A4, A5) and one (A2, permission consolidation) was RECLASSIFIED to Phase C. This appendix records the ratified outcomes; tests (1314 passing) and production build (green) confirmed no behavioural change to any existing tenant.</w:t>
+      </w:r>
+    </w:p>
+    <w:tbl>
+      <w:tblPr>
+        <w:tblStyle w:val="TableGrid"/>
+        <w:tblW w:type="auto" w:w="0"/>
+        <w:jc w:val="center"/>
+        <w:tblLook w:firstColumn="1" w:firstRow="1" w:lastColumn="0" w:lastRow="0" w:noHBand="0" w:noVBand="1" w:val="04A0"/>
+      </w:tblPr>
+      <w:tblGrid>
+        <w:gridCol w:w="2160"/>
+        <w:gridCol w:w="2160"/>
+        <w:gridCol w:w="2160"/>
+        <w:gridCol w:w="2160"/>
+      </w:tblGrid>
+      <w:tr>
+        <w:tc>
+          <w:tcPr>
+            <w:tcW w:type="dxa" w:w="720"/>
+            <w:shd w:val="clear" w:color="auto" w:fill="1F2A44"/>
+          </w:tcPr>
+          <w:p>
+            <w:r/>
+            <w:r>
+              <w:rPr>
+                <w:b/>
+                <w:color w:val="FFFFFF"/>
+                <w:sz w:val="17"/>
+              </w:rPr>
+              <w:t>Item</w:t>
+            </w:r>
+          </w:p>
+        </w:tc>
+        <w:tc>
+          <w:tcPr>
+            <w:tcW w:type="dxa" w:w="4896"/>
+            <w:shd w:val="clear" w:color="auto" w:fill="1F2A44"/>
+          </w:tcPr>
+          <w:p>
+            <w:r/>
+            <w:r>
+              <w:rPr>
+                <w:b/>
+                <w:color w:val="FFFFFF"/>
+                <w:sz w:val="17"/>
+              </w:rPr>
+              <w:t>Action</w:t>
+            </w:r>
+          </w:p>
+        </w:tc>
+        <w:tc>
+          <w:tcPr>
+            <w:tcW w:type="dxa" w:w="2448"/>
+            <w:shd w:val="clear" w:color="auto" w:fill="1F2A44"/>
+          </w:tcPr>
+          <w:p>
+            <w:r/>
+            <w:r>
+              <w:rPr>
+                <w:b/>
+                <w:color w:val="FFFFFF"/>
+                <w:sz w:val="17"/>
+              </w:rPr>
+              <w:t>Status</w:t>
+            </w:r>
+          </w:p>
+        </w:tc>
+        <w:tc>
+          <w:tcPr>
+            <w:tcW w:type="dxa" w:w="1008"/>
+            <w:shd w:val="clear" w:color="auto" w:fill="1F2A44"/>
+          </w:tcPr>
+          <w:p>
+            <w:r/>
+            <w:r>
+              <w:rPr>
+                <w:b/>
+                <w:color w:val="FFFFFF"/>
+                <w:sz w:val="17"/>
+              </w:rPr>
+              <w:t>Type</w:t>
+            </w:r>
+          </w:p>
+        </w:tc>
+      </w:tr>
+      <w:tr>
+        <w:tc>
+          <w:tcPr>
+            <w:tcW w:type="dxa" w:w="720"/>
+          </w:tcPr>
+          <w:p>
+            <w:r/>
+            <w:r>
+              <w:rPr>
+                <w:sz w:val="16"/>
+              </w:rPr>
+              <w:t>A1</w:t>
+            </w:r>
+          </w:p>
+        </w:tc>
+        <w:tc>
+          <w:tcPr>
+            <w:tcW w:type="dxa" w:w="4896"/>
+          </w:tcPr>
+          <w:p>
+            <w:r/>
+            <w:r>
+              <w:rPr>
+                <w:sz w:val="16"/>
+              </w:rPr>
+              <w:t>Retire inert engine permission keys (change_requests.*, trade_spend.manage) from the entitlement map</w:t>
+            </w:r>
+          </w:p>
+        </w:tc>
+        <w:tc>
+          <w:tcPr>
+            <w:tcW w:type="dxa" w:w="2448"/>
+            <w:shd w:val="clear" w:color="auto" w:fill="E5F2E9"/>
+          </w:tcPr>
+          <w:p>
+            <w:r/>
+            <w:r>
+              <w:rPr>
+                <w:sz w:val="16"/>
+              </w:rPr>
+              <w:t>Done</w:t>
+            </w:r>
+          </w:p>
+        </w:tc>
+        <w:tc>
+          <w:tcPr>
+            <w:tcW w:type="dxa" w:w="1008"/>
+          </w:tcPr>
+          <w:p>
+            <w:r/>
+            <w:r>
+              <w:rPr>
+                <w:sz w:val="16"/>
+              </w:rPr>
+              <w:t>Code</w:t>
+            </w:r>
+          </w:p>
+        </w:tc>
+      </w:tr>
+      <w:tr>
+        <w:tc>
+          <w:tcPr>
+            <w:tcW w:type="dxa" w:w="720"/>
+            <w:shd w:val="clear" w:color="auto" w:fill="F2F4F8"/>
+          </w:tcPr>
+          <w:p>
+            <w:r/>
+            <w:r>
+              <w:rPr>
+                <w:sz w:val="16"/>
+              </w:rPr>
+              <w:t>A2</w:t>
+            </w:r>
+          </w:p>
+        </w:tc>
+        <w:tc>
+          <w:tcPr>
+            <w:tcW w:type="dxa" w:w="4896"/>
+            <w:shd w:val="clear" w:color="auto" w:fill="F2F4F8"/>
+          </w:tcPr>
+          <w:p>
+            <w:r/>
+            <w:r>
+              <w:rPr>
+                <w:sz w:val="16"/>
+              </w:rPr>
+              <w:t>Alias 'duplicate' permission families</w:t>
+            </w:r>
+          </w:p>
+        </w:tc>
+        <w:tc>
+          <w:tcPr>
+            <w:tcW w:type="dxa" w:w="2448"/>
+            <w:shd w:val="clear" w:color="auto" w:fill="FBF1DD"/>
+          </w:tcPr>
+          <w:p>
+            <w:r/>
+            <w:r>
+              <w:rPr>
+                <w:sz w:val="16"/>
+              </w:rPr>
+              <w:t>Reclassified → Phase C (NOT done)</w:t>
+            </w:r>
+          </w:p>
+        </w:tc>
+        <w:tc>
+          <w:tcPr>
+            <w:tcW w:type="dxa" w:w="1008"/>
+            <w:shd w:val="clear" w:color="auto" w:fill="F2F4F8"/>
+          </w:tcPr>
+          <w:p>
+            <w:r/>
+            <w:r>
+              <w:rPr>
+                <w:sz w:val="16"/>
+              </w:rPr>
+              <w:t>—</w:t>
+            </w:r>
+          </w:p>
+        </w:tc>
+      </w:tr>
+      <w:tr>
+        <w:tc>
+          <w:tcPr>
+            <w:tcW w:type="dxa" w:w="720"/>
+          </w:tcPr>
+          <w:p>
+            <w:r/>
+            <w:r>
+              <w:rPr>
+                <w:sz w:val="16"/>
+              </w:rPr>
+              <w:t>A3</w:t>
+            </w:r>
+          </w:p>
+        </w:tc>
+        <w:tc>
+          <w:tcPr>
+            <w:tcW w:type="dxa" w:w="4896"/>
+          </w:tcPr>
+          <w:p>
+            <w:r/>
+            <w:r>
+              <w:rPr>
+                <w:sz w:val="16"/>
+              </w:rPr>
+              <w:t>Bind nav visibility to the same flag the page enforces (no show-then-404)</w:t>
+            </w:r>
+          </w:p>
+        </w:tc>
+        <w:tc>
+          <w:tcPr>
+            <w:tcW w:type="dxa" w:w="2448"/>
+            <w:shd w:val="clear" w:color="auto" w:fill="E5F2E9"/>
+          </w:tcPr>
+          <w:p>
+            <w:r/>
+            <w:r>
+              <w:rPr>
+                <w:sz w:val="16"/>
+              </w:rPr>
+              <w:t>Done</w:t>
+            </w:r>
+          </w:p>
+        </w:tc>
+        <w:tc>
+          <w:tcPr>
+            <w:tcW w:type="dxa" w:w="1008"/>
+          </w:tcPr>
+          <w:p>
+            <w:r/>
+            <w:r>
+              <w:rPr>
+                <w:sz w:val="16"/>
+              </w:rPr>
+              <w:t>Code</w:t>
+            </w:r>
+          </w:p>
+        </w:tc>
+      </w:tr>
+      <w:tr>
+        <w:tc>
+          <w:tcPr>
+            <w:tcW w:type="dxa" w:w="720"/>
+            <w:shd w:val="clear" w:color="auto" w:fill="F2F4F8"/>
+          </w:tcPr>
+          <w:p>
+            <w:r/>
+            <w:r>
+              <w:rPr>
+                <w:sz w:val="16"/>
+              </w:rPr>
+              <w:t>A4</w:t>
+            </w:r>
+          </w:p>
+        </w:tc>
+        <w:tc>
+          <w:tcPr>
+            <w:tcW w:type="dxa" w:w="4896"/>
+            <w:shd w:val="clear" w:color="auto" w:fill="F2F4F8"/>
+          </w:tcPr>
+          <w:p>
+            <w:r/>
+            <w:r>
+              <w:rPr>
+                <w:sz w:val="16"/>
+              </w:rPr>
+              <w:t>Ratify the 5-archetype model + business-type map (this appendix)</w:t>
+            </w:r>
+          </w:p>
+        </w:tc>
+        <w:tc>
+          <w:tcPr>
+            <w:tcW w:type="dxa" w:w="2448"/>
+            <w:shd w:val="clear" w:color="auto" w:fill="E5F2E9"/>
+          </w:tcPr>
+          <w:p>
+            <w:r/>
+            <w:r>
+              <w:rPr>
+                <w:sz w:val="16"/>
+              </w:rPr>
+              <w:t>Done</w:t>
+            </w:r>
+          </w:p>
+        </w:tc>
+        <w:tc>
+          <w:tcPr>
+            <w:tcW w:type="dxa" w:w="1008"/>
+            <w:shd w:val="clear" w:color="auto" w:fill="F2F4F8"/>
+          </w:tcPr>
+          <w:p>
+            <w:r/>
+            <w:r>
+              <w:rPr>
+                <w:sz w:val="16"/>
+              </w:rPr>
+              <w:t>Docs</w:t>
+            </w:r>
+          </w:p>
+        </w:tc>
+      </w:tr>
+      <w:tr>
+        <w:tc>
+          <w:tcPr>
+            <w:tcW w:type="dxa" w:w="720"/>
+          </w:tcPr>
+          <w:p>
+            <w:r/>
+            <w:r>
+              <w:rPr>
+                <w:sz w:val="16"/>
+              </w:rPr>
+              <w:t>A5</w:t>
+            </w:r>
+          </w:p>
+        </w:tc>
+        <w:tc>
+          <w:tcPr>
+            <w:tcW w:type="dxa" w:w="4896"/>
+          </w:tcPr>
+          <w:p>
+            <w:r/>
+            <w:r>
+              <w:rPr>
+                <w:sz w:val="16"/>
+              </w:rPr>
+              <w:t>Catalog the two feature-flag kinds (this appendix)</w:t>
+            </w:r>
+          </w:p>
+        </w:tc>
+        <w:tc>
+          <w:tcPr>
+            <w:tcW w:type="dxa" w:w="2448"/>
+            <w:shd w:val="clear" w:color="auto" w:fill="E5F2E9"/>
+          </w:tcPr>
+          <w:p>
+            <w:r/>
+            <w:r>
+              <w:rPr>
+                <w:sz w:val="16"/>
+              </w:rPr>
+              <w:t>Done</w:t>
+            </w:r>
+          </w:p>
+        </w:tc>
+        <w:tc>
+          <w:tcPr>
+            <w:tcW w:type="dxa" w:w="1008"/>
+          </w:tcPr>
+          <w:p>
+            <w:r/>
+            <w:r>
+              <w:rPr>
+                <w:sz w:val="16"/>
+              </w:rPr>
+              <w:t>Docs</w:t>
+            </w:r>
+          </w:p>
+        </w:tc>
+      </w:tr>
+    </w:tbl>
+    <w:p>
+      <w:r>
+        <w:rPr>
+          <w:b w:val="0"/>
+          <w:i/>
+          <w:color w:val="B46A00"/>
+          <w:sz w:val="20"/>
+        </w:rPr>
+        <w:t>Why A2 was held: the codebase proves the 'duplicate' families are intentionally distinct, separately-enforced permissions — stock.* gates van operations while inventory.* gates the warehouse; customer.* is field onboarding while customers.* is management; report.aggregate.view is a deliberate scale-safe boundary (fmcg/actions.ts). Aliasing them would silently widen access, so consolidation is a Phase C structural change with a migration plan, not Phase A hygiene.</w:t>
+      </w:r>
+    </w:p>
+    <w:p>
+      <w:pPr>
+        <w:pStyle w:val="Heading1"/>
+      </w:pPr>
+      <w:r>
+        <w:rPr>
+          <w:b/>
+          <w:color w:val="1F2A44"/>
+          <w:sz w:val="28"/>
+        </w:rPr>
+        <w:t>A4 — The 5 Archetypes (ratified) &amp; business-type map</w:t>
+      </w:r>
+    </w:p>
+    <w:p>
+      <w:r>
+        <w:rPr>
+          <w:b w:val="0"/>
+          <w:i w:val="0"/>
+          <w:color w:val="1A1A1A"/>
+          <w:sz w:val="20"/>
+        </w:rPr>
+        <w:t>VANTORA's 21 business types map onto 5 architecture archetypes. This is the OFFICIAL archetype model. Note: existing tenants keep their exact business_type value; this is documentation. Any actual type→archetype migration is Phase C.</w:t>
+      </w:r>
+    </w:p>
+    <w:tbl>
+      <w:tblPr>
+        <w:tblStyle w:val="TableGrid"/>
+        <w:tblW w:type="auto" w:w="0"/>
+        <w:jc w:val="center"/>
+        <w:tblLook w:firstColumn="1" w:firstRow="1" w:lastColumn="0" w:lastRow="0" w:noHBand="0" w:noVBand="1" w:val="04A0"/>
+      </w:tblPr>
+      <w:tblGrid>
+        <w:gridCol w:w="2880"/>
+        <w:gridCol w:w="2880"/>
+        <w:gridCol w:w="2880"/>
+      </w:tblGrid>
+      <w:tr>
+        <w:tc>
+          <w:tcPr>
+            <w:tcW w:type="dxa" w:w="2160"/>
+            <w:shd w:val="clear" w:color="auto" w:fill="1F2A44"/>
+          </w:tcPr>
+          <w:p>
+            <w:r/>
+            <w:r>
+              <w:rPr>
+                <w:b/>
+                <w:color w:val="FFFFFF"/>
+                <w:sz w:val="17"/>
+              </w:rPr>
+              <w:t>Archetype</w:t>
+            </w:r>
+          </w:p>
+        </w:tc>
+        <w:tc>
+          <w:tcPr>
+            <w:tcW w:type="dxa" w:w="4464"/>
+            <w:shd w:val="clear" w:color="auto" w:fill="1F2A44"/>
+          </w:tcPr>
+          <w:p>
+            <w:r/>
+            <w:r>
+              <w:rPr>
+                <w:b/>
+                <w:color w:val="FFFFFF"/>
+                <w:sz w:val="17"/>
+              </w:rPr>
+              <w:t>Business types (current)</w:t>
+            </w:r>
+          </w:p>
+        </w:tc>
+        <w:tc>
+          <w:tcPr>
+            <w:tcW w:type="dxa" w:w="3744"/>
+            <w:shd w:val="clear" w:color="auto" w:fill="1F2A44"/>
+          </w:tcPr>
+          <w:p>
+            <w:r/>
+            <w:r>
+              <w:rPr>
+                <w:b/>
+                <w:color w:val="FFFFFF"/>
+                <w:sz w:val="17"/>
+              </w:rPr>
+              <w:t>Defining module set</w:t>
+            </w:r>
+          </w:p>
+        </w:tc>
+      </w:tr>
+      <w:tr>
+        <w:tc>
+          <w:tcPr>
+            <w:tcW w:type="dxa" w:w="2160"/>
+          </w:tcPr>
+          <w:p>
+            <w:r/>
+            <w:r>
+              <w:rPr>
+                <w:sz w:val="16"/>
+              </w:rPr>
+              <w:t>1 · Distribution</w:t>
+            </w:r>
+          </w:p>
+        </w:tc>
+        <w:tc>
+          <w:tcPr>
+            <w:tcW w:type="dxa" w:w="4464"/>
+          </w:tcPr>
+          <w:p>
+            <w:r/>
+            <w:r>
+              <w:rPr>
+                <w:sz w:val="16"/>
+              </w:rPr>
+              <w:t>fmcg, delivery, wholesale, general</w:t>
+            </w:r>
+          </w:p>
+        </w:tc>
+        <w:tc>
+          <w:tcPr>
+            <w:tcW w:type="dxa" w:w="3744"/>
+          </w:tcPr>
+          <w:p>
+            <w:r/>
+            <w:r>
+              <w:rPr>
+                <w:sz w:val="16"/>
+              </w:rPr>
+              <w:t>distribution + field_ops + sales_orders (+ FMCG engines for fmcg)</w:t>
+            </w:r>
+          </w:p>
+        </w:tc>
+      </w:tr>
+      <w:tr>
+        <w:tc>
+          <w:tcPr>
+            <w:tcW w:type="dxa" w:w="2160"/>
+            <w:shd w:val="clear" w:color="auto" w:fill="F2F4F8"/>
+          </w:tcPr>
+          <w:p>
+            <w:r/>
+            <w:r>
+              <w:rPr>
+                <w:sz w:val="16"/>
+              </w:rPr>
+              <w:t>2 · Stock-Retail (POS)</w:t>
+            </w:r>
+          </w:p>
+        </w:tc>
+        <w:tc>
+          <w:tcPr>
+            <w:tcW w:type="dxa" w:w="4464"/>
+            <w:shd w:val="clear" w:color="auto" w:fill="F2F4F8"/>
+          </w:tcPr>
+          <w:p>
+            <w:r/>
+            <w:r>
+              <w:rPr>
+                <w:sz w:val="16"/>
+              </w:rPr>
+              <w:t>supermarket, pharmacy, auto_parts, bakery, bookstore, herbalist, butchery, workshop, electronics</w:t>
+            </w:r>
+          </w:p>
+        </w:tc>
+        <w:tc>
+          <w:tcPr>
+            <w:tcW w:type="dxa" w:w="3744"/>
+            <w:shd w:val="clear" w:color="auto" w:fill="F2F4F8"/>
+          </w:tcPr>
+          <w:p>
+            <w:r/>
+            <w:r>
+              <w:rPr>
+                <w:sz w:val="16"/>
+              </w:rPr>
+              <w:t>inventory + pos + sales + purchasing + returns (+ vertical: pharmacy/market)</w:t>
+            </w:r>
+          </w:p>
+        </w:tc>
+      </w:tr>
+      <w:tr>
+        <w:tc>
+          <w:tcPr>
+            <w:tcW w:type="dxa" w:w="2160"/>
+          </w:tcPr>
+          <w:p>
+            <w:r/>
+            <w:r>
+              <w:rPr>
+                <w:sz w:val="16"/>
+              </w:rPr>
+              <w:t>3 · Service-Vertical</w:t>
+            </w:r>
+          </w:p>
+        </w:tc>
+        <w:tc>
+          <w:tcPr>
+            <w:tcW w:type="dxa" w:w="4464"/>
+          </w:tcPr>
+          <w:p>
+            <w:r/>
+            <w:r>
+              <w:rPr>
+                <w:sz w:val="16"/>
+              </w:rPr>
+              <w:t>clinic, salon, hotel, laundry, restaurant, cafe</w:t>
+            </w:r>
+          </w:p>
+        </w:tc>
+        <w:tc>
+          <w:tcPr>
+            <w:tcW w:type="dxa" w:w="3744"/>
+          </w:tcPr>
+          <w:p>
+            <w:r/>
+            <w:r>
+              <w:rPr>
+                <w:sz w:val="16"/>
+              </w:rPr>
+              <w:t>vertical module + crm/accounting/analytics (little/no inventory)</w:t>
+            </w:r>
+          </w:p>
+        </w:tc>
+      </w:tr>
+      <w:tr>
+        <w:tc>
+          <w:tcPr>
+            <w:tcW w:type="dxa" w:w="2160"/>
+            <w:shd w:val="clear" w:color="auto" w:fill="F2F4F8"/>
+          </w:tcPr>
+          <w:p>
+            <w:r/>
+            <w:r>
+              <w:rPr>
+                <w:sz w:val="16"/>
+              </w:rPr>
+              <w:t>4 · Self-contained-Vertical</w:t>
+            </w:r>
+          </w:p>
+        </w:tc>
+        <w:tc>
+          <w:tcPr>
+            <w:tcW w:type="dxa" w:w="4464"/>
+            <w:shd w:val="clear" w:color="auto" w:fill="F2F4F8"/>
+          </w:tcPr>
+          <w:p>
+            <w:r/>
+            <w:r>
+              <w:rPr>
+                <w:sz w:val="16"/>
+              </w:rPr>
+              <w:t>clothing (fashion)</w:t>
+            </w:r>
+          </w:p>
+        </w:tc>
+        <w:tc>
+          <w:tcPr>
+            <w:tcW w:type="dxa" w:w="3744"/>
+            <w:shd w:val="clear" w:color="auto" w:fill="F2F4F8"/>
+          </w:tcPr>
+          <w:p>
+            <w:r/>
+            <w:r>
+              <w:rPr>
+                <w:sz w:val="16"/>
+              </w:rPr>
+              <w:t>single 'fashion' sub-system</w:t>
+            </w:r>
+          </w:p>
+        </w:tc>
+      </w:tr>
+      <w:tr>
+        <w:tc>
+          <w:tcPr>
+            <w:tcW w:type="dxa" w:w="2160"/>
+          </w:tcPr>
+          <w:p>
+            <w:r/>
+            <w:r>
+              <w:rPr>
+                <w:sz w:val="16"/>
+              </w:rPr>
+              <w:t>5 · Generic / Light</w:t>
+            </w:r>
+          </w:p>
+        </w:tc>
+        <w:tc>
+          <w:tcPr>
+            <w:tcW w:type="dxa" w:w="4464"/>
+          </w:tcPr>
+          <w:p>
+            <w:r/>
+            <w:r>
+              <w:rPr>
+                <w:sz w:val="16"/>
+              </w:rPr>
+              <w:t>services, general</w:t>
+            </w:r>
+          </w:p>
+        </w:tc>
+        <w:tc>
+          <w:tcPr>
+            <w:tcW w:type="dxa" w:w="3744"/>
+          </w:tcPr>
+          <w:p>
+            <w:r/>
+            <w:r>
+              <w:rPr>
+                <w:sz w:val="16"/>
+              </w:rPr>
+              <w:t>core ERP only; no specialization</w:t>
+            </w:r>
+          </w:p>
+        </w:tc>
+      </w:tr>
+    </w:tbl>
+    <w:p>
+      <w:r>
+        <w:rPr>
+          <w:b w:val="0"/>
+          <w:i/>
+          <w:color w:val="1A1A1A"/>
+          <w:sz w:val="20"/>
+        </w:rPr>
+        <w:t>9 of the 21 types share an identical 11-module set (auto_parts/bakery/bookstore/herbalist/butchery/workshop …) — which is why the count collapses to 5 archetypes in the future model (Part 8/10). Phase A only ratifies the map.</w:t>
+      </w:r>
+    </w:p>
+    <w:p>
+      <w:pPr>
+        <w:pStyle w:val="Heading1"/>
+      </w:pPr>
+      <w:r>
+        <w:rPr>
+          <w:b/>
+          <w:color w:val="1F2A44"/>
+          <w:sz w:val="28"/>
+        </w:rPr>
+        <w:t>A5 — Feature-flag catalog: two kinds</w:t>
+      </w:r>
+    </w:p>
+    <w:p>
+      <w:r>
+        <w:rPr>
+          <w:b w:val="0"/>
+          <w:i w:val="0"/>
+          <w:color w:val="1A1A1A"/>
+          <w:sz w:val="20"/>
+        </w:rPr>
+        <w:t>VANTORA has TWO distinct flag systems. Conflating them caused the show-then-404 class of bug (fixed by A3). The governance rule: tenant-visible gating uses CAPABILITY flags; unfinished/large engines use KILL-SWITCHES; nav + page must bind to the SAME signal.</w:t>
+      </w:r>
+    </w:p>
+    <w:tbl>
+      <w:tblPr>
+        <w:tblStyle w:val="TableGrid"/>
+        <w:tblW w:type="auto" w:w="0"/>
+        <w:jc w:val="center"/>
+        <w:tblLook w:firstColumn="1" w:firstRow="1" w:lastColumn="0" w:lastRow="0" w:noHBand="0" w:noVBand="1" w:val="04A0"/>
+      </w:tblPr>
+      <w:tblGrid>
+        <w:gridCol w:w="1728"/>
+        <w:gridCol w:w="1728"/>
+        <w:gridCol w:w="1728"/>
+        <w:gridCol w:w="1728"/>
+        <w:gridCol w:w="1728"/>
+      </w:tblGrid>
+      <w:tr>
+        <w:tc>
+          <w:tcPr>
+            <w:tcW w:type="dxa" w:w="1584"/>
+            <w:shd w:val="clear" w:color="auto" w:fill="1F2A44"/>
+          </w:tcPr>
+          <w:p>
+            <w:r/>
+            <w:r>
+              <w:rPr>
+                <w:b/>
+                <w:color w:val="FFFFFF"/>
+                <w:sz w:val="17"/>
+              </w:rPr>
+              <w:t>Kind</w:t>
+            </w:r>
+          </w:p>
+        </w:tc>
+        <w:tc>
+          <w:tcPr>
+            <w:tcW w:type="dxa" w:w="3024"/>
+            <w:shd w:val="clear" w:color="auto" w:fill="1F2A44"/>
+          </w:tcPr>
+          <w:p>
+            <w:r/>
+            <w:r>
+              <w:rPr>
+                <w:b/>
+                <w:color w:val="FFFFFF"/>
+                <w:sz w:val="17"/>
+              </w:rPr>
+              <w:t>What it is</w:t>
+            </w:r>
+          </w:p>
+        </w:tc>
+        <w:tc>
+          <w:tcPr>
+            <w:tcW w:type="dxa" w:w="2448"/>
+            <w:shd w:val="clear" w:color="auto" w:fill="1F2A44"/>
+          </w:tcPr>
+          <w:p>
+            <w:r/>
+            <w:r>
+              <w:rPr>
+                <w:b/>
+                <w:color w:val="FFFFFF"/>
+                <w:sz w:val="17"/>
+              </w:rPr>
+              <w:t>Source of truth</w:t>
+            </w:r>
+          </w:p>
+        </w:tc>
+        <w:tc>
+          <w:tcPr>
+            <w:tcW w:type="dxa" w:w="2016"/>
+            <w:shd w:val="clear" w:color="auto" w:fill="1F2A44"/>
+          </w:tcPr>
+          <w:p>
+            <w:r/>
+            <w:r>
+              <w:rPr>
+                <w:b/>
+                <w:color w:val="FFFFFF"/>
+                <w:sz w:val="17"/>
+              </w:rPr>
+              <w:t>Governs</w:t>
+            </w:r>
+          </w:p>
+        </w:tc>
+        <w:tc>
+          <w:tcPr>
+            <w:tcW w:type="dxa" w:w="2160"/>
+            <w:shd w:val="clear" w:color="auto" w:fill="1F2A44"/>
+          </w:tcPr>
+          <w:p>
+            <w:r/>
+            <w:r>
+              <w:rPr>
+                <w:b/>
+                <w:color w:val="FFFFFF"/>
+                <w:sz w:val="17"/>
+              </w:rPr>
+              <w:t>Example</w:t>
+            </w:r>
+          </w:p>
+        </w:tc>
+      </w:tr>
+      <w:tr>
+        <w:tc>
+          <w:tcPr>
+            <w:tcW w:type="dxa" w:w="1584"/>
+            <w:shd w:val="clear" w:color="auto" w:fill="E5ECF7"/>
+          </w:tcPr>
+          <w:p>
+            <w:r/>
+            <w:r>
+              <w:rPr>
+                <w:sz w:val="16"/>
+              </w:rPr>
+              <w:t>Capability flag</w:t>
+            </w:r>
+          </w:p>
+        </w:tc>
+        <w:tc>
+          <w:tcPr>
+            <w:tcW w:type="dxa" w:w="3024"/>
+          </w:tcPr>
+          <w:p>
+            <w:r/>
+            <w:r>
+              <w:rPr>
+                <w:sz w:val="16"/>
+              </w:rPr>
+              <w:t>Per-tenant feature toggle (Lite/Standard/Enterprise templates)</w:t>
+            </w:r>
+          </w:p>
+        </w:tc>
+        <w:tc>
+          <w:tcPr>
+            <w:tcW w:type="dxa" w:w="2448"/>
+          </w:tcPr>
+          <w:p>
+            <w:r/>
+            <w:r>
+              <w:rPr>
+                <w:sz w:val="16"/>
+              </w:rPr>
+              <w:t>erp_feature_flags + feature-catalog.ts</w:t>
+            </w:r>
+          </w:p>
+        </w:tc>
+        <w:tc>
+          <w:tcPr>
+            <w:tcW w:type="dxa" w:w="2016"/>
+          </w:tcPr>
+          <w:p>
+            <w:r/>
+            <w:r>
+              <w:rPr>
+                <w:sz w:val="16"/>
+              </w:rPr>
+              <w:t>What a TENANT sees/can enable</w:t>
+            </w:r>
+          </w:p>
+        </w:tc>
+        <w:tc>
+          <w:tcPr>
+            <w:tcW w:type="dxa" w:w="2160"/>
+          </w:tcPr>
+          <w:p>
+            <w:r/>
+            <w:r>
+              <w:rPr>
+                <w:sz w:val="16"/>
+              </w:rPr>
+              <w:t>pharmacy.inventory_valuation, pharmacy.multi_branch</w:t>
+            </w:r>
+          </w:p>
+        </w:tc>
+      </w:tr>
+      <w:tr>
+        <w:tc>
+          <w:tcPr>
+            <w:tcW w:type="dxa" w:w="1584"/>
+            <w:shd w:val="clear" w:color="auto" w:fill="FBF1DD"/>
+          </w:tcPr>
+          <w:p>
+            <w:r/>
+            <w:r>
+              <w:rPr>
+                <w:sz w:val="16"/>
+              </w:rPr>
+              <w:t>Kill-switch</w:t>
+            </w:r>
+          </w:p>
+        </w:tc>
+        <w:tc>
+          <w:tcPr>
+            <w:tcW w:type="dxa" w:w="3024"/>
+            <w:shd w:val="clear" w:color="auto" w:fill="F2F4F8"/>
+          </w:tcPr>
+          <w:p>
+            <w:r/>
+            <w:r>
+              <w:rPr>
+                <w:sz w:val="16"/>
+              </w:rPr>
+              <w:t>Platform-wide env gate for an unfinished/heavy engine</w:t>
+            </w:r>
+          </w:p>
+        </w:tc>
+        <w:tc>
+          <w:tcPr>
+            <w:tcW w:type="dxa" w:w="2448"/>
+            <w:shd w:val="clear" w:color="auto" w:fill="F2F4F8"/>
+          </w:tcPr>
+          <w:p>
+            <w:r/>
+            <w:r>
+              <w:rPr>
+                <w:sz w:val="16"/>
+              </w:rPr>
+              <w:t>process.env KAKO_*</w:t>
+            </w:r>
+          </w:p>
+        </w:tc>
+        <w:tc>
+          <w:tcPr>
+            <w:tcW w:type="dxa" w:w="2016"/>
+            <w:shd w:val="clear" w:color="auto" w:fill="F2F4F8"/>
+          </w:tcPr>
+          <w:p>
+            <w:r/>
+            <w:r>
+              <w:rPr>
+                <w:sz w:val="16"/>
+              </w:rPr>
+              <w:t>Whether an ENGINE is live at all</w:t>
+            </w:r>
+          </w:p>
+        </w:tc>
+        <w:tc>
+          <w:tcPr>
+            <w:tcW w:type="dxa" w:w="2160"/>
+            <w:shd w:val="clear" w:color="auto" w:fill="F2F4F8"/>
+          </w:tcPr>
+          <w:p>
+            <w:r/>
+            <w:r>
+              <w:rPr>
+                <w:sz w:val="16"/>
+              </w:rPr>
+              <w:t>KAKO_TRADE_SPEND, KAKO_DISTRIBUTION</w:t>
+            </w:r>
+          </w:p>
+        </w:tc>
+      </w:tr>
+    </w:tbl>
+    <w:p>
+      <w:pPr>
+        <w:pStyle w:val="Heading2"/>
+      </w:pPr>
+      <w:r>
+        <w:rPr>
+          <w:b/>
+          <w:color w:val="1B4F9E"/>
+          <w:sz w:val="22"/>
+        </w:rPr>
+        <w:t>Platform kill-switches (env KAKO_*) — ~38 tokens</w:t>
+      </w:r>
+    </w:p>
+    <w:p>
+      <w:r>
+        <w:rPr>
+          <w:b w:val="0"/>
+          <w:i w:val="0"/>
+          <w:color w:val="1A1A1A"/>
+          <w:sz w:val="18"/>
+        </w:rPr>
+        <w:t>ALERTS · ATTRIBUTION · CHANGE_REQUESTS · COMMERCIAL · CUSTOMER_TIMELINE · DISTRIBUTION · EINVOICE · ENTITLEMENTS · EVENTS · FINANCE · INTEGRATION_HUB · INVENTORY_COSTING · MOBILE · PERFECT_STORE · PROMOTIONS · PURCHASING · RETURNS · ROUTE_INTEL · ROUTE_OPTIMIZATION · ROUTE_RIDING · SEARCH · SEARCH_LIVE · SEARCH_UX · SUGGESTED_LOAD · TAX (+ regional TAX_AE/BH/EG/KW/OM/SA) · TRADE_SPEND · VAN_ACCOUNTING · VAN_SALES · WF_CLAIM · WF_DISPATCH_SWEEP · WF_IDEMPOTENT.</w:t>
+      </w:r>
+    </w:p>
+    <w:p>
+      <w:r>
+        <w:rPr>
+          <w:b w:val="0"/>
+          <w:i/>
+          <w:color w:val="1A1A1A"/>
+          <w:sz w:val="20"/>
+        </w:rPr>
+        <w:t>A3 binding now in force: the nav helper (enabledNavFlags) emits a token only when the engine's kill-switch is ON, and the nav item carries the matching flag — so trade-spend (KAKO_TRADE_SPEND) and coverage (KAKO_DISTRIBUTION) appear in navigation only when their page will actually render.</w:t>
+      </w:r>
+    </w:p>
+    <w:p>
+      <w:r>
         <w:rPr>
           <w:b w:val="0"/>
           <w:i w:val="0"/>
@@ -15607,7 +16670,7 @@
           <w:color w:val="1F2A44"/>
           <w:sz w:val="20"/>
         </w:rPr>
-        <w:t>This handbook is the official VANTORA governance reference. The model is sound; the path to clarity is consolidation (Parts 7–8), not rebuilding. Adopting the archetype + template-role + deduplicated-permission model would cut the cognitive surface roughly in half while preserving every current capability.</w:t>
+        <w:t>This handbook is the official VANTORA governance reference. The model is sound; the path to clarity is consolidation (Parts 7–8), not rebuilding. Adopting the archetype + template-role + deduplicated-permission model would cut the cognitive surface roughly in half while preserving every current capability. Phase A hygiene (Appendix A) is complete; structural simplification (Phase B–D) resumes after pilot validation, the first paying customer, and real usage data.</w:t>
       </w:r>
     </w:p>
     <w:sectPr>
